--- a/Chapter_01_Science_and_Measurement.docx
+++ b/Chapter_01_Science_and_Measurement.docx
@@ -5576,12 +5576,41 @@
       <w:r>
         <w:rPr>
           <w:b/>
-          <w:bCs/>
         </w:rPr>
         <w:t xml:space="preserve">Solution: </w:t>
       </w:r>
       <w:r>
-        <w:t xml:space="preserve">9.0 × 10¹ mL = 90. mL (2 sig figs, limited by 2.0).</w:t>
+        <w:t xml:space="preserve">(4.50 × 10³ </w:t>
+      </w:r>
+      <w:r>
+        <w:rPr>
+          <w:strike w:val="true"/>
+        </w:rPr>
+        <w:t>g</w:t>
+      </w:r>
+      <w:r>
+        <w:t xml:space="preserve">) × (2.0 × 10⁻² mL / 1 </w:t>
+      </w:r>
+      <w:r>
+        <w:rPr>
+          <w:strike w:val="true"/>
+        </w:rPr>
+        <w:t>g</w:t>
+      </w:r>
+      <w:r>
+        <w:t>) = 9.0 × 10¹ mL = 90. mL</w:t>
+      </w:r>
+    </w:p>
+    <w:p>
+      <w:pPr>
+        <w:spacing w:after="160" w:line="300"/>
+        <w:ind w:left="360"/>
+      </w:pPr>
+      <w:r>
+        <w:rPr>
+          <w:i/>
+        </w:rPr>
+        <w:t>"g" cancels against the "g" in the denominator of the conversion factor, leaving "mL". Two sig figs (limited by 2.0 × 10⁻²).</w:t>
       </w:r>
     </w:p>
     <w:p>
@@ -6553,12 +6582,37 @@
       <w:r>
         <w:rPr>
           <w:b/>
+        </w:rPr>
+        <w:t xml:space="preserve">Solution: </w:t>
+      </w:r>
+      <w:r>
+        <w:t xml:space="preserve">0.0250 </w:t>
+      </w:r>
+      <w:r>
+        <w:rPr>
+          <w:strike w:val="true"/>
+        </w:rPr>
+        <w:t>mol</w:t>
+      </w:r>
+      <w:r>
+        <w:t xml:space="preserve"> × (98.08 g / 1 </w:t>
+      </w:r>
+      <w:r>
+        <w:rPr>
+          <w:strike w:val="true"/>
+        </w:rPr>
+        <w:t>mol</w:t>
+      </w:r>
+      <w:r>
+        <w:t>) = 2.452 g → 2.45 g</w:t>
+      </w:r>
+    </w:p>
+    <w:p>
+      <w:r>
+        <w:rPr>
           <w:i/>
         </w:rPr>
-        <w:t xml:space="preserve">Solution: </w:t>
-      </w:r>
-      <w:r>
-        <w:t>0.0250 × 98.08 = 2.452; limit by 0.0250 (3 sig figs) → 2.45 g.</w:t>
+        <w:t>"mol" cancels in the molar-mass conversion, leaving "g". Three sig figs (limited by 0.0250).</w:t>
       </w:r>
     </w:p>
     <w:p>

--- a/Chapter_01_Science_and_Measurement.docx
+++ b/Chapter_01_Science_and_Measurement.docx
@@ -8587,6 +8587,417 @@
         </w:rPr>
         <w:t xml:space="preserve">
 Answer Key:</w:t>
+      </w:r>
+    </w:p>
+    <w:p>
+      <w:pPr>
+        <w:spacing w:after="60" w:line="300"/>
+      </w:pPr>
+      <w:r>
+        <w:rPr>
+          <w:b/>
+        </w:rPr>
+        <w:t>Answer Key — Worked Rationales</w:t>
+      </w:r>
+    </w:p>
+    <w:p>
+      <w:pPr>
+        <w:spacing w:after="60" w:line="300"/>
+      </w:pPr>
+      <w:r>
+        <w:rPr>
+          <w:b/>
+        </w:rPr>
+        <w:t xml:space="preserve">1. </w:t>
+      </w:r>
+      <w:r>
+        <w:t xml:space="preserve">B. </w:t>
+      </w:r>
+      <w:r>
+        <w:rPr>
+          <w:i/>
+        </w:rPr>
+        <w:t>Chemistry is the study of matter and the changes it undergoes (standard definition).</w:t>
+      </w:r>
+    </w:p>
+    <w:p>
+      <w:pPr>
+        <w:spacing w:after="60" w:line="300"/>
+      </w:pPr>
+      <w:r>
+        <w:rPr>
+          <w:b/>
+        </w:rPr>
+        <w:t xml:space="preserve">2. </w:t>
+      </w:r>
+      <w:r>
+        <w:t xml:space="preserve">B. </w:t>
+      </w:r>
+      <w:r>
+        <w:rPr>
+          <w:i/>
+        </w:rPr>
+        <w:t>Atomic theory — atoms make up matter and combine in fixed ratios — is a well-tested broad explanation: a scientific theory.</w:t>
+      </w:r>
+    </w:p>
+    <w:p>
+      <w:pPr>
+        <w:spacing w:after="60" w:line="300"/>
+      </w:pPr>
+      <w:r>
+        <w:rPr>
+          <w:b/>
+        </w:rPr>
+        <w:t xml:space="preserve">3. </w:t>
+      </w:r>
+      <w:r>
+        <w:t xml:space="preserve">B. </w:t>
+      </w:r>
+      <w:r>
+        <w:rPr>
+          <w:i/>
+        </w:rPr>
+        <w:t>E = mc² states a quantitative pattern (energy and mass are equivalent at rest) — a scientific law, summarising behaviour without explaining mechanism.</w:t>
+      </w:r>
+    </w:p>
+    <w:p>
+      <w:pPr>
+        <w:spacing w:after="60" w:line="300"/>
+      </w:pPr>
+      <w:r>
+        <w:rPr>
+          <w:b/>
+        </w:rPr>
+        <w:t xml:space="preserve">4. </w:t>
+      </w:r>
+      <w:r>
+        <w:t xml:space="preserve">C. </w:t>
+      </w:r>
+      <w:r>
+        <w:rPr>
+          <w:i/>
+        </w:rPr>
+        <w:t>A hypothesis must be falsifiable: it has to make a risky prediction that observation could in principle refute.</w:t>
+      </w:r>
+    </w:p>
+    <w:p>
+      <w:pPr>
+        <w:spacing w:after="60" w:line="300"/>
+      </w:pPr>
+      <w:r>
+        <w:rPr>
+          <w:b/>
+        </w:rPr>
+        <w:t xml:space="preserve">5. </w:t>
+      </w:r>
+      <w:r>
+        <w:t xml:space="preserve">B. </w:t>
+      </w:r>
+      <w:r>
+        <w:rPr>
+          <w:i/>
+        </w:rPr>
+        <w:t>Ethical questions are normative ("is X right?") rather than empirical; they cannot be settled by measurement.</w:t>
+      </w:r>
+    </w:p>
+    <w:p>
+      <w:pPr>
+        <w:spacing w:after="60" w:line="300"/>
+      </w:pPr>
+      <w:r>
+        <w:rPr>
+          <w:b/>
+        </w:rPr>
+        <w:t xml:space="preserve">6. </w:t>
+      </w:r>
+      <w:r>
+        <w:t xml:space="preserve">B. </w:t>
+      </w:r>
+      <w:r>
+        <w:rPr>
+          <w:i/>
+        </w:rPr>
+        <w:t>Defined relationships are exact. "60 seconds per 1 minute" comes from the SI definition; the others involve measurement.</w:t>
+      </w:r>
+    </w:p>
+    <w:p>
+      <w:pPr>
+        <w:spacing w:after="60" w:line="300"/>
+      </w:pPr>
+      <w:r>
+        <w:rPr>
+          <w:b/>
+        </w:rPr>
+        <w:t xml:space="preserve">7. </w:t>
+      </w:r>
+      <w:r>
+        <w:t xml:space="preserve">C. </w:t>
+      </w:r>
+      <w:r>
+        <w:rPr>
+          <w:i/>
+        </w:rPr>
+        <w:t>The data cluster tightly (precise) but sit far from the true value 7.00 — accurate they are not.</w:t>
+      </w:r>
+    </w:p>
+    <w:p>
+      <w:pPr>
+        <w:spacing w:after="60" w:line="300"/>
+      </w:pPr>
+      <w:r>
+        <w:rPr>
+          <w:b/>
+        </w:rPr>
+        <w:t xml:space="preserve">8. </w:t>
+      </w:r>
+      <w:r>
+        <w:t xml:space="preserve">B. </w:t>
+      </w:r>
+      <w:r>
+        <w:rPr>
+          <w:i/>
+        </w:rPr>
+        <w:t>0.005020 has 4 sig figs: leading zeros don't count; the captive 0 between 5 and 2 counts; the trailing 0 (after a decimal point) counts.</w:t>
+      </w:r>
+    </w:p>
+    <w:p>
+      <w:pPr>
+        <w:spacing w:after="60" w:line="300"/>
+      </w:pPr>
+      <w:r>
+        <w:rPr>
+          <w:b/>
+        </w:rPr>
+        <w:t xml:space="preserve">9. </w:t>
+      </w:r>
+      <w:r>
+        <w:t xml:space="preserve">C. </w:t>
+      </w:r>
+      <w:r>
+        <w:rPr>
+          <w:i/>
+        </w:rPr>
+        <w:t>4.0080 has 5 sig figs: 4, the captive 0, 0, 8, and the trailing 0 (made significant by the decimal point).</w:t>
+      </w:r>
+    </w:p>
+    <w:p>
+      <w:pPr>
+        <w:spacing w:after="60" w:line="300"/>
+      </w:pPr>
+      <w:r>
+        <w:rPr>
+          <w:b/>
+        </w:rPr>
+        <w:t xml:space="preserve">10. </w:t>
+      </w:r>
+      <w:r>
+        <w:t xml:space="preserve">C. </w:t>
+      </w:r>
+      <w:r>
+        <w:rPr>
+          <w:i/>
+        </w:rPr>
+        <w:t>Addition is limited by the least precise decimal place; "12 g" has none, so 3.14 + 0.5 + 12 = 15.64 rounds to 16 g.</w:t>
+      </w:r>
+    </w:p>
+    <w:p>
+      <w:pPr>
+        <w:spacing w:after="60" w:line="300"/>
+      </w:pPr>
+      <w:r>
+        <w:rPr>
+          <w:b/>
+        </w:rPr>
+        <w:t xml:space="preserve">11. </w:t>
+      </w:r>
+      <w:r>
+        <w:t xml:space="preserve">B. </w:t>
+      </w:r>
+      <w:r>
+        <w:rPr>
+          <w:i/>
+        </w:rPr>
+        <w:t>(5.0 × 10²) × (2.50 × 10⁻⁴) = 1.25 × 10⁻¹; multiplication is limited by the input with fewest sig figs (5.0 has 2) → 1.3 × 10⁻¹.</w:t>
+      </w:r>
+    </w:p>
+    <w:p>
+      <w:pPr>
+        <w:spacing w:after="60" w:line="300"/>
+      </w:pPr>
+      <w:r>
+        <w:rPr>
+          <w:b/>
+        </w:rPr>
+        <w:t xml:space="preserve">12. </w:t>
+      </w:r>
+      <w:r>
+        <w:t xml:space="preserve">B. </w:t>
+      </w:r>
+      <w:r>
+        <w:rPr>
+          <w:i/>
+        </w:rPr>
+        <w:t>3 sig figs from "3,200,000" requires explicit precision: 3.20 × 10⁶.</w:t>
+      </w:r>
+    </w:p>
+    <w:p>
+      <w:pPr>
+        <w:spacing w:after="60" w:line="300"/>
+      </w:pPr>
+      <w:r>
+        <w:rPr>
+          <w:b/>
+        </w:rPr>
+        <w:t xml:space="preserve">13. </w:t>
+      </w:r>
+      <w:r>
+        <w:t xml:space="preserve">A. </w:t>
+      </w:r>
+      <w:r>
+        <w:rPr>
+          <w:i/>
+        </w:rPr>
+        <w:t>0.0000102 → move the decimal 5 places to the right → 1.02 × 10⁻⁵.</w:t>
+      </w:r>
+    </w:p>
+    <w:p>
+      <w:pPr>
+        <w:spacing w:after="60" w:line="300"/>
+      </w:pPr>
+      <w:r>
+        <w:rPr>
+          <w:b/>
+        </w:rPr>
+        <w:t xml:space="preserve">14. </w:t>
+      </w:r>
+      <w:r>
+        <w:t xml:space="preserve">A. </w:t>
+      </w:r>
+      <w:r>
+        <w:rPr>
+          <w:i/>
+        </w:rPr>
+        <w:t>Random errors scatter symmetrically around the true value; averaging cancels them. Systematic errors all bias the same direction and survive averaging.</w:t>
+      </w:r>
+    </w:p>
+    <w:p>
+      <w:pPr>
+        <w:spacing w:after="60" w:line="300"/>
+      </w:pPr>
+      <w:r>
+        <w:rPr>
+          <w:b/>
+        </w:rPr>
+        <w:t xml:space="preserve">15. </w:t>
+      </w:r>
+      <w:r>
+        <w:t xml:space="preserve">B. </w:t>
+      </w:r>
+      <w:r>
+        <w:rPr>
+          <w:i/>
+        </w:rPr>
+        <w:t>Systematic error is a consistent bias (a miscalibrated balance, an offset thermometer); the cure is recalibration, not more measurements.</w:t>
+      </w:r>
+    </w:p>
+    <w:p>
+      <w:pPr>
+        <w:spacing w:after="60" w:line="300"/>
+      </w:pPr>
+      <w:r>
+        <w:rPr>
+          <w:b/>
+        </w:rPr>
+        <w:t xml:space="preserve">16. </w:t>
+      </w:r>
+      <w:r>
+        <w:t xml:space="preserve">C. </w:t>
+      </w:r>
+      <w:r>
+        <w:rPr>
+          <w:i/>
+        </w:rPr>
+        <w:t>(8.40 × 10⁵) / (2.0 × 10²) = 4.2 × 10³; 2 sig figs are the limit (from 2.0).</w:t>
+      </w:r>
+    </w:p>
+    <w:p>
+      <w:pPr>
+        <w:spacing w:after="60" w:line="300"/>
+      </w:pPr>
+      <w:r>
+        <w:rPr>
+          <w:b/>
+        </w:rPr>
+        <w:t xml:space="preserve">17. </w:t>
+      </w:r>
+      <w:r>
+        <w:t xml:space="preserve">A. </w:t>
+      </w:r>
+      <w:r>
+        <w:rPr>
+          <w:i/>
+        </w:rPr>
+        <w:t>4.50 × 10⁻³ − 0.12 × 10⁻³ = 4.38 × 10⁻³; the input "1.2 × 10⁻⁴" carries only 2 sig figs, governing the result → 4.4 × 10⁻³.</w:t>
+      </w:r>
+    </w:p>
+    <w:p>
+      <w:pPr>
+        <w:spacing w:after="60" w:line="300"/>
+      </w:pPr>
+      <w:r>
+        <w:rPr>
+          <w:b/>
+        </w:rPr>
+        <w:t xml:space="preserve">18. </w:t>
+      </w:r>
+      <w:r>
+        <w:t xml:space="preserve">B. </w:t>
+      </w:r>
+      <w:r>
+        <w:rPr>
+          <w:i/>
+        </w:rPr>
+        <w:t>Kinetic-molecular theory is a broad, well-tested explanation of gas behaviour — a scientific theory.</w:t>
+      </w:r>
+    </w:p>
+    <w:p>
+      <w:pPr>
+        <w:spacing w:after="60" w:line="300"/>
+      </w:pPr>
+      <w:r>
+        <w:rPr>
+          <w:b/>
+        </w:rPr>
+        <w:t xml:space="preserve">19. </w:t>
+      </w:r>
+      <w:r>
+        <w:t xml:space="preserve">B. </w:t>
+      </w:r>
+      <w:r>
+        <w:rPr>
+          <w:i/>
+        </w:rPr>
+        <w:t>Forming a tentative explanation that can be tested is the hypothesis step.</w:t>
+      </w:r>
+    </w:p>
+    <w:p>
+      <w:pPr>
+        <w:spacing w:after="60" w:line="300"/>
+      </w:pPr>
+      <w:r>
+        <w:rPr>
+          <w:b/>
+        </w:rPr>
+        <w:t xml:space="preserve">20. </w:t>
+      </w:r>
+      <w:r>
+        <w:t xml:space="preserve">B. </w:t>
+      </w:r>
+      <w:r>
+        <w:rPr>
+          <w:i/>
+        </w:rPr>
+        <w:t>1 in = 2.54 cm was defined exactly by international agreement in 1959; the others are measured (or differ slightly across definitions).</w:t>
       </w:r>
     </w:p>
     <w:p>

--- a/Chapter_01_Science_and_Measurement.docx
+++ b/Chapter_01_Science_and_Measurement.docx
@@ -23,7 +23,7 @@
           <w:i/>
           <w:iCs/>
         </w:rPr>
-        <w:t xml:space="preserve">CHEM 139 — Introduction to Chemical Principles · Open Educational Resource (2026 ed.)</w:t>
+        <w:t>CHEM 139 — General Chemistry Prep · Open Educational Resource (2026 ed.)</w:t>
       </w:r>
     </w:p>
     <w:p>

--- a/Chapter_01_Science_and_Measurement.docx
+++ b/Chapter_01_Science_and_Measurement.docx
@@ -64,6 +64,17 @@
       </w:pPr>
       <w:r>
         <w:t xml:space="preserve">That deciding-process is what this chapter is about. Chemistry is not a list of facts to memorize; it is a way of asking questions and a discipline for handling the numbers that come back from those questions. In Part A we look at how scientists know what they know — what counts as a fact, a law, a hypothesis, or a theory, and what science cannot decide. In Part B we look at the language scientists use to report their measurements: significant figures, scientific notation, accuracy, and precision. Together these tools turn a casual observation about a sweating glass into a question we can actually answer with experiments and numbers.</w:t>
+      </w:r>
+    </w:p>
+    <w:p>
+      <w:r>
+        <w:rPr>
+          <w:b/>
+        </w:rPr>
+        <w:t xml:space="preserve">Why this matters: </w:t>
+      </w:r>
+      <w:r>
+        <w:t>Almost every number in this book — a density, a percent yield, a molar mass — is governed by the sig-fig and scientific-notation rules in Part B. Get them right here and they keep paying off in general chemistry, organic chemistry, and any pre-engineering or pre-med lab where a misreported measurement has real consequences. The fact-vs-law-vs-theory literacy from Part A is the same lens you will use to read studies, evaluate competing claims, and design your own experiments throughout your science career. The other nine chapters of this book quietly assume you can do all of this.</w:t>
       </w:r>
     </w:p>
     <w:p>

--- a/Chapter_01_Science_and_Measurement.docx
+++ b/Chapter_01_Science_and_Measurement.docx
@@ -225,6 +225,30 @@
       </w:pPr>
       <w:r>
         <w:t xml:space="preserve">Perform addition, subtraction, multiplication, and division in scientific notation with the correct number of significant figures.</w:t>
+      </w:r>
+    </w:p>
+    <w:p>
+      <w:pPr>
+        <w:pStyle w:val="ListParagraph"/>
+        <w:numPr>
+          <w:ilvl w:val="0"/>
+          <w:numId w:val="2"/>
+        </w:numPr>
+      </w:pPr>
+      <w:r>
+        <w:t>Use a scientific calculator confidently for scientific-notation entry, parenthesised order of operations, square roots, and chained factor-label calculations.</w:t>
+      </w:r>
+    </w:p>
+    <w:p>
+      <w:pPr>
+        <w:pStyle w:val="ListParagraph"/>
+        <w:numPr>
+          <w:ilvl w:val="0"/>
+          <w:numId w:val="2"/>
+        </w:numPr>
+      </w:pPr>
+      <w:r>
+        <w:t>Construct and interpret graphs of chemistry data, including identifying independent and dependent variables, choosing axis scales, drawing best-fit lines, and reading slope and intercept.</w:t>
       </w:r>
     </w:p>
     <w:p>
@@ -4713,6 +4737,458 @@
       </w:pPr>
       <w:r>
         <w:rPr>
+          <w:b w:val="0"/>
+          <w:i w:val="0"/>
+        </w:rPr>
+        <w:t>1.15 Using a Scientific Calculator</w:t>
+      </w:r>
+    </w:p>
+    <w:p>
+      <w:pPr/>
+      <w:r>
+        <w:rPr>
+          <w:b w:val="0"/>
+          <w:i w:val="0"/>
+        </w:rPr>
+        <w:t>Every chemistry course assumes you can drive a scientific calculator confidently. Most numerical errors students lose points on are not chemistry mistakes — they are calculator-keystroke mistakes: a missing parenthesis around a denominator, a sign-change key (+/−) used in place of subtraction, or scientific notation typed as '× 10 ^' instead of with the dedicated EE / EXP / ×10ˣ key. This section is a short field guide.</w:t>
+      </w:r>
+    </w:p>
+    <w:p>
+      <w:pPr>
+        <w:pStyle w:val="Heading3"/>
+      </w:pPr>
+      <w:r>
+        <w:rPr>
+          <w:b w:val="0"/>
+          <w:i w:val="0"/>
+        </w:rPr>
+        <w:t>Entering Numbers in Scientific Notation</w:t>
+      </w:r>
+    </w:p>
+    <w:p>
+      <w:pPr/>
+      <w:r>
+        <w:rPr>
+          <w:b w:val="0"/>
+          <w:i w:val="0"/>
+        </w:rPr>
+        <w:t>Scientific calculators provide a dedicated key for the '× 10 to the' part of scientific notation, labeled EE, EXP, or ×10ˣ depending on the brand. To enter 6.022 × 10²³, press: 6 . 0 2 2  EE  2 3 . The display will read 6.022E23 or 6.022×10²³. Do NOT key it as 6.022 × 10 ^ 23 — that multiplies by 10 and then raises the result to the 23rd power, giving the wrong answer by a factor of 10.</w:t>
+      </w:r>
+    </w:p>
+    <w:p>
+      <w:pPr/>
+      <w:r>
+        <w:rPr>
+          <w:b w:val="0"/>
+          <w:i w:val="0"/>
+        </w:rPr>
+        <w:t>For a negative exponent (e.g., 1.66 × 10⁻²⁷ kg, the mass of a proton), press the EE key first, then the (−) sign-change key, then the digits: 1 . 6 6  EE  (−)  2 7 .</w:t>
+      </w:r>
+    </w:p>
+    <w:p>
+      <w:pPr>
+        <w:pStyle w:val="Heading3"/>
+      </w:pPr>
+      <w:r>
+        <w:rPr>
+          <w:b w:val="0"/>
+          <w:i w:val="0"/>
+        </w:rPr>
+        <w:t>Order of Operations and Parentheses</w:t>
+      </w:r>
+    </w:p>
+    <w:p>
+      <w:pPr/>
+      <w:r>
+        <w:rPr>
+          <w:b w:val="0"/>
+          <w:i w:val="0"/>
+        </w:rPr>
+        <w:t>Calculators follow standard mathematical precedence (PEMDAS), but they only know what you key in. The single most common error is forgetting that a fraction with multiple terms in the denominator needs parentheses around the entire denominator.</w:t>
+      </w:r>
+    </w:p>
+    <w:p>
+      <w:pPr/>
+      <w:r>
+        <w:rPr>
+          <w:b w:val="0"/>
+          <w:i w:val="0"/>
+        </w:rPr>
+        <w:t>Example: to evaluate (4.50 × 22.4) ÷ (0.0821 × 298), key it as: ( 4.50 × 22.4 ) ÷ ( 0.0821 × 298 ) = . Without the second pair of parentheses, the calculator would compute (4.50 × 22.4) ÷ 0.0821 first, then multiply by 298 — an answer ~88,000× too large.</w:t>
+      </w:r>
+    </w:p>
+    <w:p>
+      <w:pPr>
+        <w:pStyle w:val="Heading3"/>
+      </w:pPr>
+      <w:r>
+        <w:rPr>
+          <w:b w:val="0"/>
+          <w:i w:val="0"/>
+        </w:rPr>
+        <w:t>Square Roots, Squares, and Other Powers</w:t>
+      </w:r>
+    </w:p>
+    <w:p>
+      <w:pPr/>
+      <w:r>
+        <w:rPr>
+          <w:b w:val="0"/>
+          <w:i w:val="0"/>
+        </w:rPr>
+        <w:t>Square root is usually a shifted (yellow / 2nd) function on √. Square is x² or simply the number followed by ^ 2. Other powers use yˣ or ^. Sign-change uses (−) or +/−, which is different from the subtraction key −.</w:t>
+      </w:r>
+    </w:p>
+    <w:p>
+      <w:pPr>
+        <w:pStyle w:val="Heading3"/>
+      </w:pPr>
+      <w:r>
+        <w:rPr>
+          <w:b w:val="0"/>
+          <w:i w:val="0"/>
+        </w:rPr>
+        <w:t>Calculator Tips for Factor-Label Chains</w:t>
+      </w:r>
+    </w:p>
+    <w:p>
+      <w:pPr/>
+      <w:r>
+        <w:rPr>
+          <w:b w:val="0"/>
+          <w:i w:val="0"/>
+        </w:rPr>
+        <w:t>When you do dimensional analysis (Chapter 2), enter the entire chain in one calculator expression rather than rounding intermediate results. Rounding mid-chain can throw the answer off in the last sig fig. For (4.50 g) × (1 mol / 18.015 g) × (6.022 × 10²³ molecules / 1 mol): key 4.50 × 6.022 EE 23 ÷ 18.015 = . You get the answer in one press of =, with no rounding error.</w:t>
+      </w:r>
+    </w:p>
+    <w:tbl>
+      <w:tblPr>
+        <w:tblW w:type="auto" w:w="0"/>
+        <w:tblLook w:firstColumn="1" w:firstRow="1" w:lastColumn="0" w:lastRow="0" w:noHBand="0" w:noVBand="1" w:val="04A0"/>
+      </w:tblPr>
+      <w:tblGrid>
+        <w:gridCol w:w="9360"/>
+      </w:tblGrid>
+      <w:tr>
+        <w:tc>
+          <w:tcPr>
+            <w:tcW w:type="dxa" w:w="9360"/>
+            <w:shd w:val="clear" w:color="auto" w:fill="EEF3FA"/>
+          </w:tcPr>
+          <w:p>
+            <w:r>
+              <w:rPr>
+                <w:i w:val="0"/>
+              </w:rPr>
+              <w:t>EXAMPLE 1.15: Calculator keystrokes for a multi-step density problem</w:t>
+            </w:r>
+          </w:p>
+          <w:p>
+            <w:r>
+              <w:rPr>
+                <w:i w:val="0"/>
+              </w:rPr>
+              <w:t>A 25.0 mL sample of mercury has a mass of 339.0 g. What is its density in g/cm³? (Recall 1 mL = 1 cm³.)</w:t>
+            </w:r>
+          </w:p>
+          <w:p>
+            <w:r>
+              <w:rPr>
+                <w:i w:val="0"/>
+              </w:rPr>
+              <w:t>Step 1 — Identify the formula. ρ = m / V = 339.0 g / 25.0 mL.</w:t>
+            </w:r>
+          </w:p>
+          <w:p>
+            <w:r>
+              <w:rPr>
+                <w:i w:val="0"/>
+              </w:rPr>
+              <w:t>Step 2 — Keystroke sequence. 339.0 ÷ 25.0 = . Display: 13.56.</w:t>
+            </w:r>
+          </w:p>
+          <w:p>
+            <w:r>
+              <w:rPr>
+                <w:i w:val="0"/>
+              </w:rPr>
+              <w:t>Step 3 — Significant figures. Both inputs have 3 sig figs → answer has 3 sig figs → 13.6 g/cm³.</w:t>
+            </w:r>
+          </w:p>
+          <w:p>
+            <w:r>
+              <w:rPr>
+                <w:i w:val="0"/>
+              </w:rPr>
+              <w:t>Now try a chained problem: a 7.50 cm × 7.50 cm × 7.50 cm cube of aluminum has mass 1.140 × 10³ g. Density?</w:t>
+            </w:r>
+          </w:p>
+          <w:p>
+            <w:r>
+              <w:rPr>
+                <w:i w:val="0"/>
+              </w:rPr>
+              <w:t>Keystrokes: 1.140 EE 3 ÷ ( 7.50 × 7.50 × 7.50 ) = . Display: 2.7022… → 2.70 g/cm³ (3 sig figs).</w:t>
+            </w:r>
+          </w:p>
+          <w:p>
+            <w:r>
+              <w:rPr>
+                <w:i/>
+              </w:rPr>
+              <w:t>Note the parentheses around the volume. Without them, the calculator would compute (1.140 × 10³ ÷ 7.50) × 7.50 × 7.50 — meaningless and ~30× too large.</w:t>
+            </w:r>
+          </w:p>
+        </w:tc>
+      </w:tr>
+    </w:tbl>
+    <w:p>
+      <w:pPr>
+        <w:pStyle w:val="Heading2"/>
+      </w:pPr>
+      <w:r>
+        <w:rPr>
+          <w:b w:val="0"/>
+          <w:i w:val="0"/>
+        </w:rPr>
+        <w:t>1.16 Graphs in Chemistry</w:t>
+      </w:r>
+    </w:p>
+    <w:p>
+      <w:pPr/>
+      <w:r>
+        <w:rPr>
+          <w:b w:val="0"/>
+          <w:i w:val="0"/>
+        </w:rPr>
+        <w:t>A graph turns a column of numbers into a picture you can read at a glance. Chemists use graphs to discover trends, fit models, and report results. This section covers the skills you need: choosing axes, labelling them, plotting points, drawing best-fit lines, and interpreting slope and intercept.</w:t>
+      </w:r>
+    </w:p>
+    <w:p>
+      <w:pPr>
+        <w:pStyle w:val="Heading3"/>
+      </w:pPr>
+      <w:r>
+        <w:rPr>
+          <w:b w:val="0"/>
+          <w:i w:val="0"/>
+        </w:rPr>
+        <w:t>Independent vs. Dependent Variables</w:t>
+      </w:r>
+    </w:p>
+    <w:p>
+      <w:pPr/>
+      <w:r>
+        <w:rPr>
+          <w:b w:val="0"/>
+          <w:i w:val="0"/>
+        </w:rPr>
+        <w:t>The variable you control or vary is the independent variable; it goes on the horizontal (x) axis. The variable you measure in response is the dependent variable; it goes on the vertical (y) axis. Mnemonic: 'DRY MIX' — Dependent, Responding, Y-axis; Manipulated, Independent, X-axis.</w:t>
+      </w:r>
+    </w:p>
+    <w:p>
+      <w:pPr>
+        <w:pStyle w:val="Heading3"/>
+      </w:pPr>
+      <w:r>
+        <w:rPr>
+          <w:b w:val="0"/>
+          <w:i w:val="0"/>
+        </w:rPr>
+        <w:t>Axes: Labels, Units, and Scale</w:t>
+      </w:r>
+    </w:p>
+    <w:p>
+      <w:pPr/>
+      <w:r>
+        <w:rPr>
+          <w:b w:val="0"/>
+          <w:i w:val="0"/>
+        </w:rPr>
+        <w:t>Every axis must show: (1) what is plotted (the variable name), (2) the unit in parentheses or after a slash, and (3) numerical tick marks at regular intervals. Example axis labels: 'Mass (g)', 'Volume / mL', 'Temperature (°C)'. Choose a scale that uses most of the available graph area — if your data span 0 to 50 g, do not let the axis run from 0 to 500 g, leaving the points crammed in the bottom 10%.</w:t>
+      </w:r>
+    </w:p>
+    <w:p>
+      <w:pPr/>
+      <w:r>
+        <w:rPr>
+          <w:b w:val="0"/>
+          <w:i w:val="0"/>
+        </w:rPr>
+        <w:t>The origin (0, 0) is conventional but not mandatory; if data cluster between 100 and 110 °C, an axis starting at 95 °C is acceptable as long as the break in the axis is shown.</w:t>
+      </w:r>
+    </w:p>
+    <w:p>
+      <w:pPr>
+        <w:pStyle w:val="Heading3"/>
+      </w:pPr>
+      <w:r>
+        <w:rPr>
+          <w:b w:val="0"/>
+          <w:i w:val="0"/>
+        </w:rPr>
+        <w:t>Plotting Data and Drawing a Best-Fit Line</w:t>
+      </w:r>
+    </w:p>
+    <w:p>
+      <w:pPr/>
+      <w:r>
+        <w:rPr>
+          <w:b w:val="0"/>
+          <w:i w:val="0"/>
+        </w:rPr>
+        <w:t>Mark each data point with a small dot or × at its (x, y) coordinates. If the relationship appears linear, draw a single straight best-fit line through the points using a ruler — do NOT connect the dots dot-to-dot. The best-fit line should pass as close as possible to all points, with roughly equal numbers of points above and below it. Real measurements scatter; the line is the trend, not the data.</w:t>
+      </w:r>
+    </w:p>
+    <w:p>
+      <w:pPr>
+        <w:pStyle w:val="Heading3"/>
+      </w:pPr>
+      <w:r>
+        <w:rPr>
+          <w:b w:val="0"/>
+          <w:i w:val="0"/>
+        </w:rPr>
+        <w:t>Slope, Intercept, and Linear Relationships</w:t>
+      </w:r>
+    </w:p>
+    <w:p>
+      <w:pPr/>
+      <w:r>
+        <w:rPr>
+          <w:b w:val="0"/>
+          <w:i w:val="0"/>
+        </w:rPr>
+        <w:t>A linear relationship has the form y = m·x + b, where m is the slope (rise / run) and b is the y-intercept (the y-value where the line crosses x = 0). To compute slope from a graph, pick two points on your best-fit line (NOT raw data points) far apart, read off (x₁, y₁) and (x₂, y₂), and compute m = (y₂ − y₁) / (x₂ − x₁). Slope carries units: (units of y) / (units of x).</w:t>
+      </w:r>
+    </w:p>
+    <w:p>
+      <w:pPr/>
+      <w:r>
+        <w:rPr>
+          <w:b w:val="0"/>
+          <w:i w:val="0"/>
+        </w:rPr>
+        <w:t>A directly proportional relationship is the special case y = m·x where the line passes through the origin (b = 0); doubling x doubles y. A linear-but-not-proportional relationship has b ≠ 0. A nonlinear relationship is any curve — common ones in chemistry include the inverse curve PV = k (Boyle's law) and the exponential decay of radioactivity.</w:t>
+      </w:r>
+    </w:p>
+    <w:p>
+      <w:pPr>
+        <w:pStyle w:val="Heading3"/>
+      </w:pPr>
+      <w:r>
+        <w:rPr>
+          <w:b w:val="0"/>
+          <w:i w:val="0"/>
+        </w:rPr>
+        <w:t>Reading Published Graphs</w:t>
+      </w:r>
+    </w:p>
+    <w:p>
+      <w:pPr/>
+      <w:r>
+        <w:rPr>
+          <w:b w:val="0"/>
+          <w:i w:val="0"/>
+        </w:rPr>
+        <w:t>When you encounter a graph in a journal article or textbook: (1) read the axis labels and units first; (2) note the scale and any axis breaks; (3) identify the type of relationship (linear, proportional, exponential, …); (4) extract specific values by tracing horizontally and vertically from the curve to the axes; (5) check the figure caption for what the data represent and what was held constant.</w:t>
+      </w:r>
+    </w:p>
+    <w:tbl>
+      <w:tblPr>
+        <w:tblW w:type="auto" w:w="0"/>
+        <w:tblLook w:firstColumn="1" w:firstRow="1" w:lastColumn="0" w:lastRow="0" w:noHBand="0" w:noVBand="1" w:val="04A0"/>
+      </w:tblPr>
+      <w:tblGrid>
+        <w:gridCol w:w="9360"/>
+      </w:tblGrid>
+      <w:tr>
+        <w:tc>
+          <w:tcPr>
+            <w:tcW w:type="dxa" w:w="9360"/>
+            <w:shd w:val="clear" w:color="auto" w:fill="EEF3FA"/>
+          </w:tcPr>
+          <w:p>
+            <w:r>
+              <w:rPr>
+                <w:i w:val="0"/>
+              </w:rPr>
+              <w:t>EXAMPLE 1.16: Density from a mass-vs-volume plot</w:t>
+            </w:r>
+          </w:p>
+          <w:p>
+            <w:r>
+              <w:rPr>
+                <w:i w:val="0"/>
+              </w:rPr>
+              <w:t>A student measures the mass of five aluminum cubes of different sizes. The data are tabulated below. Determine the density of aluminum from a graph of mass vs. volume.</w:t>
+            </w:r>
+          </w:p>
+          <w:p>
+            <w:r>
+              <w:rPr>
+                <w:i w:val="0"/>
+              </w:rPr>
+              <w:t>Volume (cm³): 1.00, 2.00, 4.00, 8.00, 12.0</w:t>
+            </w:r>
+          </w:p>
+          <w:p>
+            <w:r>
+              <w:rPr>
+                <w:i w:val="0"/>
+              </w:rPr>
+              <w:t>Mass (g):     2.70, 5.40, 10.80, 21.60, 32.4</w:t>
+            </w:r>
+          </w:p>
+          <w:p>
+            <w:r>
+              <w:rPr>
+                <w:i w:val="0"/>
+              </w:rPr>
+              <w:t>Step 1 — Choose axes. Volume is the manipulated variable (x); mass is the responding variable (y).</w:t>
+            </w:r>
+          </w:p>
+          <w:p>
+            <w:r>
+              <w:rPr>
+                <w:i w:val="0"/>
+              </w:rPr>
+              <w:t>Step 2 — Plot the data and draw the best-fit line. The points fall on a straight line passing through the origin → directly proportional, y = m·x.</w:t>
+            </w:r>
+          </w:p>
+          <w:p>
+            <w:r>
+              <w:rPr>
+                <w:i w:val="0"/>
+              </w:rPr>
+              <w:t>Step 3 — Compute slope. Pick two points on the line: (2.00 cm³, 5.40 g) and (12.0 cm³, 32.4 g). m = (32.4 − 5.40) / (12.0 − 2.00) = 27.0 / 10.0 = 2.70 g/cm³.</w:t>
+            </w:r>
+          </w:p>
+          <w:p>
+            <w:r>
+              <w:rPr>
+                <w:i w:val="0"/>
+              </w:rPr>
+              <w:t>Step 4 — Interpret. The slope of mass vs. volume is the density. Aluminum density ≈ 2.70 g/cm³, matching the literature value (2.70 g/cm³ at 20 °C).</w:t>
+            </w:r>
+          </w:p>
+          <w:p>
+            <w:r>
+              <w:rPr>
+                <w:i/>
+              </w:rPr>
+              <w:t>When a relationship is directly proportional (passes through the origin), the slope IS the proportionality constant. This is how lab measurements of density, molar mass, ideal-gas constant R, Avogadro's number, and dozens of other constants are extracted from raw data.</w:t>
+            </w:r>
+          </w:p>
+        </w:tc>
+      </w:tr>
+    </w:tbl>
+    <w:p>
+      <w:pPr>
+        <w:pStyle w:val="Heading2"/>
+      </w:pPr>
+      <w:r>
+        <w:rPr>
           <w:b/>
           <w:bCs/>
         </w:rPr>
@@ -5883,6 +6359,238 @@
     </w:p>
     <w:p>
       <w:pPr>
+        <w:pStyle w:val="Heading3"/>
+      </w:pPr>
+      <w:r>
+        <w:rPr>
+          <w:b w:val="0"/>
+          <w:i w:val="0"/>
+        </w:rPr>
+        <w:t>Calculator Use (Section 1.15)</w:t>
+      </w:r>
+    </w:p>
+    <w:p>
+      <w:pPr>
+        <w:pStyle w:val="ListParagraph"/>
+        <w:numPr>
+          <w:ilvl w:val="0"/>
+          <w:numId w:val="11"/>
+        </w:numPr>
+      </w:pPr>
+      <w:r>
+        <w:rPr>
+          <w:b w:val="0"/>
+          <w:i w:val="0"/>
+        </w:rPr>
+        <w:t>Compute (3.50 × 10⁴) × (2.00 × 10⁻²) using your calculator. Report the answer in scientific notation with the correct number of sig figs.</w:t>
+      </w:r>
+    </w:p>
+    <w:p>
+      <w:pPr/>
+      <w:r>
+        <w:rPr>
+          <w:b w:val="0"/>
+          <w:i w:val="0"/>
+        </w:rPr>
+        <w:t>Solution: Keystrokes 3.50 EE 4 × 2.00 EE (−) 2 = . Display: 700. Answer: 7.00 × 10² (3 sig figs).</w:t>
+      </w:r>
+    </w:p>
+    <w:p>
+      <w:pPr>
+        <w:pStyle w:val="ListParagraph"/>
+        <w:numPr>
+          <w:ilvl w:val="0"/>
+          <w:numId w:val="11"/>
+        </w:numPr>
+      </w:pPr>
+      <w:r>
+        <w:rPr>
+          <w:b w:val="0"/>
+          <w:i w:val="0"/>
+        </w:rPr>
+        <w:t>Evaluate 4.184 × 250.0 × (35.0 − 25.0). What does the answer represent if you did this calculation in a thermochemistry context (q = m·c·ΔT)?</w:t>
+      </w:r>
+    </w:p>
+    <w:p>
+      <w:pPr/>
+      <w:r>
+        <w:rPr>
+          <w:b w:val="0"/>
+          <w:i w:val="0"/>
+        </w:rPr>
+        <w:t>Solution: Keystrokes 4.184 × 250.0 × ( 35.0 − 25.0 ) = . Display: 10460. Answer: 1.05 × 10⁴ J = 10.5 kJ. (It would be the heat absorbed by 250.0 g of water warming from 25.0 °C to 35.0 °C.)</w:t>
+      </w:r>
+    </w:p>
+    <w:p>
+      <w:pPr>
+        <w:pStyle w:val="ListParagraph"/>
+        <w:numPr>
+          <w:ilvl w:val="0"/>
+          <w:numId w:val="11"/>
+        </w:numPr>
+      </w:pPr>
+      <w:r>
+        <w:rPr>
+          <w:b w:val="0"/>
+          <w:i w:val="0"/>
+        </w:rPr>
+        <w:t>Compute (6.022 × 10²³) ÷ (4.50 × 10⁴). Without parentheses, what wrong answer would a calculator give for the same intended division?</w:t>
+      </w:r>
+    </w:p>
+    <w:p>
+      <w:pPr/>
+      <w:r>
+        <w:rPr>
+          <w:b w:val="0"/>
+          <w:i w:val="0"/>
+        </w:rPr>
+        <w:t>Solution: Correct keystrokes 6.022 EE 23 ÷ ( 4.50 EE 4 ) = . Display: 1.338…E19 → 1.34 × 10¹⁹. Without the parentheses (e.g., 6.022 EE 23 ÷ 4.50 EE 4 keyed sloppily), the calculator usually gives the same answer because EE binds tightly, but if a student types 6.022 × 10 ^ 23 ÷ 4.50 × 10 ^ 4 they invite an order-of-operations bug.</w:t>
+      </w:r>
+    </w:p>
+    <w:p>
+      <w:pPr>
+        <w:pStyle w:val="ListParagraph"/>
+        <w:numPr>
+          <w:ilvl w:val="0"/>
+          <w:numId w:val="11"/>
+        </w:numPr>
+      </w:pPr>
+      <w:r>
+        <w:rPr>
+          <w:b w:val="0"/>
+          <w:i w:val="0"/>
+        </w:rPr>
+        <w:t>Compute √(1.86 × 10⁻⁵). Report to 3 sig figs.</w:t>
+      </w:r>
+    </w:p>
+    <w:p>
+      <w:pPr/>
+      <w:r>
+        <w:rPr>
+          <w:b w:val="0"/>
+          <w:i w:val="0"/>
+        </w:rPr>
+        <w:t>Solution: Keystrokes 2nd √ 1.86 EE (−) 5 = . Display: 4.31… × 10⁻³. Answer: 4.31 × 10⁻³ (3 sig figs).</w:t>
+      </w:r>
+    </w:p>
+    <w:p>
+      <w:pPr>
+        <w:pStyle w:val="Heading3"/>
+      </w:pPr>
+      <w:r>
+        <w:rPr>
+          <w:b w:val="0"/>
+          <w:i w:val="0"/>
+        </w:rPr>
+        <w:t>Graphs (Section 1.16)</w:t>
+      </w:r>
+    </w:p>
+    <w:p>
+      <w:pPr>
+        <w:pStyle w:val="ListParagraph"/>
+        <w:numPr>
+          <w:ilvl w:val="0"/>
+          <w:numId w:val="11"/>
+        </w:numPr>
+      </w:pPr>
+      <w:r>
+        <w:rPr>
+          <w:b w:val="0"/>
+          <w:i w:val="0"/>
+        </w:rPr>
+        <w:t>Volume (mL) vs. mass (g) data for an unknown liquid: (5.0, 3.95), (10.0, 7.90), (15.0, 11.85), (20.0, 15.80). On a graph, would you plot volume on the x or y axis? Compute the slope and identify the liquid.</w:t>
+      </w:r>
+    </w:p>
+    <w:p>
+      <w:pPr/>
+      <w:r>
+        <w:rPr>
+          <w:b w:val="0"/>
+          <w:i w:val="0"/>
+        </w:rPr>
+        <w:t>Solution: Volume is the manipulated variable → x-axis. Mass on y-axis. Slope = (15.80 − 3.95) / (20.0 − 5.0) = 11.85 / 15.0 = 0.790 g/mL. The slope is the density: ethanol (literature 0.789 g/mL at 20 °C).</w:t>
+      </w:r>
+    </w:p>
+    <w:p>
+      <w:pPr>
+        <w:pStyle w:val="ListParagraph"/>
+        <w:numPr>
+          <w:ilvl w:val="0"/>
+          <w:numId w:val="11"/>
+        </w:numPr>
+      </w:pPr>
+      <w:r>
+        <w:rPr>
+          <w:b w:val="0"/>
+          <w:i w:val="0"/>
+        </w:rPr>
+        <w:t>A graph of solubility (g/100 g water) vs. temperature (°C) for KNO₃ shows a curve, not a straight line. From this fact alone, what relationship between solubility and temperature is being shown — directly proportional, linear, or nonlinear?</w:t>
+      </w:r>
+    </w:p>
+    <w:p>
+      <w:pPr/>
+      <w:r>
+        <w:rPr>
+          <w:b w:val="0"/>
+          <w:i w:val="0"/>
+        </w:rPr>
+        <w:t>Solution: Nonlinear. A directly proportional relationship is a straight line through the origin; a linear relationship is a straight line not necessarily through the origin; any curve is nonlinear. KNO₃'s solubility increases more steeply at higher temperatures than at lower ones.</w:t>
+      </w:r>
+    </w:p>
+    <w:p>
+      <w:pPr>
+        <w:pStyle w:val="ListParagraph"/>
+        <w:numPr>
+          <w:ilvl w:val="0"/>
+          <w:numId w:val="11"/>
+        </w:numPr>
+      </w:pPr>
+      <w:r>
+        <w:rPr>
+          <w:b w:val="0"/>
+          <w:i w:val="0"/>
+        </w:rPr>
+        <w:t>Draw axes for plotting reaction time (s) vs. temperature (°C) for data spanning 5 to 60 s and 10 to 90 °C. Which scale is reasonable: x = 0 to 100 °C with marks every 10 °C, or x = 0 to 1000 °C with marks every 100 °C?</w:t>
+      </w:r>
+    </w:p>
+    <w:p>
+      <w:pPr/>
+      <w:r>
+        <w:rPr>
+          <w:b w:val="0"/>
+          <w:i w:val="0"/>
+        </w:rPr>
+        <w:t>Solution: x = 0 to 100 °C with marks every 10 °C. The wider scale (0 to 1000 °C) would compress your data into the leftmost 9% of the graph and waste 91% of the available area. Choose a scale that lets the data fill most of the plot.</w:t>
+      </w:r>
+    </w:p>
+    <w:p>
+      <w:pPr>
+        <w:pStyle w:val="ListParagraph"/>
+        <w:numPr>
+          <w:ilvl w:val="0"/>
+          <w:numId w:val="11"/>
+        </w:numPr>
+      </w:pPr>
+      <w:r>
+        <w:rPr>
+          <w:b w:val="0"/>
+          <w:i w:val="0"/>
+        </w:rPr>
+        <w:t>A best-fit line through gas-pressure-vs-temperature data has slope 0.025 atm/°C and y-intercept 6.83 atm. Predict the pressure at 50 °C.</w:t>
+      </w:r>
+    </w:p>
+    <w:p>
+      <w:pPr/>
+      <w:r>
+        <w:rPr>
+          <w:b w:val="0"/>
+          <w:i w:val="0"/>
+        </w:rPr>
+        <w:t>Solution: P = m·T + b = 0.025 × 50 + 6.83 = 1.25 + 6.83 = 8.08 atm.</w:t>
+      </w:r>
+    </w:p>
+    <w:p>
+      <w:pPr>
         <w:pStyle w:val="Heading2"/>
       </w:pPr>
       <w:r>
@@ -9211,6 +9919,66 @@
     </w:p>
     <w:p>
       <w:pPr>
+        <w:pStyle w:val="ListParagraph"/>
+      </w:pPr>
+      <w:r>
+        <w:rPr>
+          <w:b w:val="0"/>
+          <w:i w:val="0"/>
+        </w:rPr>
+        <w:t>Use the EE / EXP / ×10ˣ key to enter scientific notation; never type '× 10 ^' for the same purpose.</w:t>
+      </w:r>
+    </w:p>
+    <w:p>
+      <w:pPr>
+        <w:pStyle w:val="ListParagraph"/>
+      </w:pPr>
+      <w:r>
+        <w:rPr>
+          <w:b w:val="0"/>
+          <w:i w:val="0"/>
+        </w:rPr>
+        <w:t>Always parenthesise a multi-term denominator in calculator entry: a/(b·c) must be keyed as a ÷ ( b × c ).</w:t>
+      </w:r>
+    </w:p>
+    <w:p>
+      <w:pPr>
+        <w:pStyle w:val="ListParagraph"/>
+      </w:pPr>
+      <w:r>
+        <w:rPr>
+          <w:b w:val="0"/>
+          <w:i w:val="0"/>
+        </w:rPr>
+        <w:t>On a graph, the manipulated variable goes on the x-axis and the responding variable on the y-axis (mnemonic: DRY MIX).</w:t>
+      </w:r>
+    </w:p>
+    <w:p>
+      <w:pPr>
+        <w:pStyle w:val="ListParagraph"/>
+      </w:pPr>
+      <w:r>
+        <w:rPr>
+          <w:b w:val="0"/>
+          <w:i w:val="0"/>
+        </w:rPr>
+        <w:t>Slope of a linear graph y = m·x + b carries units (units of y / units of x); for mass-vs-volume, slope is density.</w:t>
+      </w:r>
+    </w:p>
+    <w:p>
+      <w:pPr>
+        <w:pStyle w:val="ListParagraph"/>
+      </w:pPr>
+      <w:r>
+        <w:rPr>
+          <w:b w:val="0"/>
+          <w:i w:val="0"/>
+        </w:rPr>
+        <w:t>A directly proportional relationship passes through the origin; a linear relationship does not have to.</w:t>
+      </w:r>
+    </w:p>
+    <w:p>
+      <w:pPr>
         <w:pStyle w:val="Heading2"/>
       </w:pPr>
       <w:r>
@@ -9509,6 +10277,66 @@
     <w:p>
       <w:r>
         <w:br w:type="page"/>
+      </w:r>
+    </w:p>
+    <w:p>
+      <w:pPr/>
+      <w:r>
+        <w:rPr>
+          <w:b w:val="0"/>
+          <w:i w:val="0"/>
+        </w:rPr>
+        <w:t>Best-fit line (1.16) — A single straight line drawn through plotted data so that points scatter equally above and below it; not a dot-to-dot connection.</w:t>
+      </w:r>
+    </w:p>
+    <w:p>
+      <w:pPr/>
+      <w:r>
+        <w:rPr>
+          <w:b w:val="0"/>
+          <w:i w:val="0"/>
+        </w:rPr>
+        <w:t>Dependent variable (1.16) — The quantity measured in response to a controlled change in the independent variable; plotted on the y-axis.</w:t>
+      </w:r>
+    </w:p>
+    <w:p>
+      <w:pPr/>
+      <w:r>
+        <w:rPr>
+          <w:b w:val="0"/>
+          <w:i w:val="0"/>
+        </w:rPr>
+        <w:t>Independent variable (1.16) — The quantity the experimenter controls or varies; plotted on the x-axis.</w:t>
+      </w:r>
+    </w:p>
+    <w:p>
+      <w:pPr/>
+      <w:r>
+        <w:rPr>
+          <w:b w:val="0"/>
+          <w:i w:val="0"/>
+        </w:rPr>
+        <w:t>Linear relationship (1.16) — A relationship of the form y = m·x + b that plots as a straight line.</w:t>
+      </w:r>
+    </w:p>
+    <w:p>
+      <w:pPr/>
+      <w:r>
+        <w:rPr>
+          <w:b w:val="0"/>
+          <w:i w:val="0"/>
+        </w:rPr>
+        <w:t>Slope (1.16) — The rise/run ratio of a straight line; for chemistry data the slope often equals a physical constant (e.g., density, molar mass, R).</w:t>
+      </w:r>
+    </w:p>
+    <w:p>
+      <w:pPr/>
+      <w:r>
+        <w:rPr>
+          <w:b w:val="0"/>
+          <w:i w:val="0"/>
+        </w:rPr>
+        <w:t>Y-intercept (1.16) — The value of y when x = 0; equals b in y = m·x + b.</w:t>
       </w:r>
     </w:p>
     <w:p>
